--- a/02 CS Standards/CS-INDEX — Composites Standards Master List.docx
+++ b/02 CS Standards/CS-INDEX — Composites Standards Master List.docx
@@ -90,7 +90,7 @@
               <w:rPr>
                 <w:sz w:val="19"/>
               </w:rPr>
-              <w:t>C</w:t>
+              <w:t>D</w:t>
             </w:r>
           </w:p>
         </w:tc>
@@ -119,7 +119,7 @@
               <w:rPr>
                 <w:sz w:val="19"/>
               </w:rPr>
-              <w:t>2026-08-01</w:t>
+              <w:t>2026-08-03</w:t>
             </w:r>
           </w:p>
         </w:tc>
@@ -407,7 +407,7 @@
               <w:rPr>
                 <w:sz w:val="19"/>
               </w:rPr>
-              <w:t>B</w:t>
+              <w:t>C</w:t>
             </w:r>
           </w:p>
         </w:tc>
@@ -433,7 +433,7 @@
               <w:rPr>
                 <w:sz w:val="19"/>
               </w:rPr>
-              <w:t>Outlined</w:t>
+              <w:t>Drafted</w:t>
             </w:r>
           </w:p>
         </w:tc>
@@ -487,7 +487,7 @@
               <w:rPr>
                 <w:sz w:val="19"/>
               </w:rPr>
-              <w:t>B</w:t>
+              <w:t>C</w:t>
             </w:r>
           </w:p>
         </w:tc>
@@ -567,7 +567,7 @@
               <w:rPr>
                 <w:sz w:val="19"/>
               </w:rPr>
-              <w:t>B</w:t>
+              <w:t>C</w:t>
             </w:r>
           </w:p>
         </w:tc>
@@ -647,7 +647,7 @@
               <w:rPr>
                 <w:sz w:val="19"/>
               </w:rPr>
-              <w:t>B</w:t>
+              <w:t>C</w:t>
             </w:r>
           </w:p>
         </w:tc>
@@ -727,7 +727,7 @@
               <w:rPr>
                 <w:sz w:val="19"/>
               </w:rPr>
-              <w:t>C</w:t>
+              <w:t>D</w:t>
             </w:r>
           </w:p>
         </w:tc>
@@ -1207,7 +1207,7 @@
               <w:rPr>
                 <w:sz w:val="19"/>
               </w:rPr>
-              <w:t>B</w:t>
+              <w:t>C</w:t>
             </w:r>
           </w:p>
         </w:tc>
@@ -1287,7 +1287,7 @@
               <w:rPr>
                 <w:sz w:val="19"/>
               </w:rPr>
-              <w:t>B</w:t>
+              <w:t>C</w:t>
             </w:r>
           </w:p>
         </w:tc>
@@ -1367,7 +1367,7 @@
               <w:rPr>
                 <w:sz w:val="19"/>
               </w:rPr>
-              <w:t>B</w:t>
+              <w:t>C</w:t>
             </w:r>
           </w:p>
         </w:tc>

--- a/02 CS Standards/CS-INDEX — Composites Standards Master List.docx
+++ b/02 CS Standards/CS-INDEX — Composites Standards Master List.docx
@@ -90,7 +90,7 @@
               <w:rPr>
                 <w:sz w:val="19"/>
               </w:rPr>
-              <w:t>D</w:t>
+              <w:t>E</w:t>
             </w:r>
           </w:p>
         </w:tc>
@@ -119,7 +119,7 @@
               <w:rPr>
                 <w:sz w:val="19"/>
               </w:rPr>
-              <w:t>2026-08-03</w:t>
+              <w:t>2026-08-27</w:t>
             </w:r>
           </w:p>
         </w:tc>
@@ -407,7 +407,7 @@
               <w:rPr>
                 <w:sz w:val="19"/>
               </w:rPr>
-              <w:t>C</w:t>
+              <w:t>D</w:t>
             </w:r>
           </w:p>
         </w:tc>
@@ -1367,7 +1367,7 @@
               <w:rPr>
                 <w:sz w:val="19"/>
               </w:rPr>
-              <w:t>C</w:t>
+              <w:t>D</w:t>
             </w:r>
           </w:p>
         </w:tc>
@@ -1433,7 +1433,16 @@
         <w:t>work-orders.html</w:t>
       </w:r>
       <w:r>
-        <w:t>), CS-005 (a dated web cross-check + a sharpened certified-operator caveat), and CS-011 (a note tying it to the app's Stock tab). 2026-08-01: CS-008 → Rev C, adding the FEB hold column to the resin table and §5.1 explaining it; the work-order app now blocks a demould step until that hold elapses, and the standard had been stating only the datasheet figures.</w:t>
+        <w:t xml:space="preserve">), CS-005 (a dated web cross-check + a sharpened certified-operator caveat), and CS-011 (a note tying it to the app's Stock tab). 2026-08-01: CS-008 → Rev C, adding the FEB hold column to the resin table and §5.1 explaining it; the work-order app now blocks a demould step until that hold elapses, and the standard had been stating only the datasheet figures. 2026-08-27: CS-013 and CS-001 → Rev D together, for the R&amp;D build — a part that is real carbon on a real deadline but is not a season deliverable. CS-013 §4 defines it and §7.1 says when to mark it; CS-001 §4 and §7.6 place the mark on the label's ID line and state outright that it is </w:t>
+      </w:r>
+      <w:r>
+        <w:rPr>
+          <w:b/>
+        </w:rPr>
+        <w:t>not</w:t>
+      </w:r>
+      <w:r>
+        <w:t xml:space="preserve"> a class word, so the class-word list is unchanged and TEST PANEL keeps its single meaning. An R&amp;D record enforces exactly like any other — it is the opposite of a retro record in that respect — and the ID never carries the distinction, so a build can be moved into the season without a relabel.</w:t>
       </w:r>
     </w:p>
     <w:sectPr>

--- a/02 CS Standards/CS-INDEX — Composites Standards Master List.docx
+++ b/02 CS Standards/CS-INDEX — Composites Standards Master List.docx
@@ -90,7 +90,7 @@
               <w:rPr>
                 <w:sz w:val="19"/>
               </w:rPr>
-              <w:t>E</w:t>
+              <w:t>F</w:t>
             </w:r>
           </w:p>
         </w:tc>
@@ -119,7 +119,7 @@
               <w:rPr>
                 <w:sz w:val="19"/>
               </w:rPr>
-              <w:t>2026-08-27</w:t>
+              <w:t>2026-08-28</w:t>
             </w:r>
           </w:p>
         </w:tc>
@@ -327,7 +327,7 @@
               <w:rPr>
                 <w:sz w:val="19"/>
               </w:rPr>
-              <w:t>B</w:t>
+              <w:t>C</w:t>
             </w:r>
           </w:p>
         </w:tc>
@@ -407,7 +407,7 @@
               <w:rPr>
                 <w:sz w:val="19"/>
               </w:rPr>
-              <w:t>D</w:t>
+              <w:t>E</w:t>
             </w:r>
           </w:p>
         </w:tc>
@@ -487,7 +487,7 @@
               <w:rPr>
                 <w:sz w:val="19"/>
               </w:rPr>
-              <w:t>C</w:t>
+              <w:t>D</w:t>
             </w:r>
           </w:p>
         </w:tc>
@@ -567,7 +567,7 @@
               <w:rPr>
                 <w:sz w:val="19"/>
               </w:rPr>
-              <w:t>C</w:t>
+              <w:t>D</w:t>
             </w:r>
           </w:p>
         </w:tc>
@@ -647,7 +647,7 @@
               <w:rPr>
                 <w:sz w:val="19"/>
               </w:rPr>
-              <w:t>C</w:t>
+              <w:t>D</w:t>
             </w:r>
           </w:p>
         </w:tc>
@@ -727,7 +727,7 @@
               <w:rPr>
                 <w:sz w:val="19"/>
               </w:rPr>
-              <w:t>D</w:t>
+              <w:t>E</w:t>
             </w:r>
           </w:p>
         </w:tc>
@@ -807,7 +807,7 @@
               <w:rPr>
                 <w:sz w:val="19"/>
               </w:rPr>
-              <w:t>B</w:t>
+              <w:t>C</w:t>
             </w:r>
           </w:p>
         </w:tc>
@@ -887,7 +887,7 @@
               <w:rPr>
                 <w:sz w:val="19"/>
               </w:rPr>
-              <w:t>B</w:t>
+              <w:t>C</w:t>
             </w:r>
           </w:p>
         </w:tc>
@@ -913,7 +913,7 @@
               <w:rPr>
                 <w:sz w:val="19"/>
               </w:rPr>
-              <w:t>Outlined</w:t>
+              <w:t>Drafted (photos at first SN6 use)</w:t>
             </w:r>
           </w:p>
         </w:tc>
@@ -967,7 +967,7 @@
               <w:rPr>
                 <w:sz w:val="19"/>
               </w:rPr>
-              <w:t>C</w:t>
+              <w:t>D</w:t>
             </w:r>
           </w:p>
         </w:tc>
@@ -993,7 +993,7 @@
               <w:rPr>
                 <w:sz w:val="19"/>
               </w:rPr>
-              <w:t>Outlined</w:t>
+              <w:t>Drafted</w:t>
             </w:r>
           </w:p>
         </w:tc>
@@ -1047,7 +1047,7 @@
               <w:rPr>
                 <w:sz w:val="19"/>
               </w:rPr>
-              <w:t>B</w:t>
+              <w:t>C</w:t>
             </w:r>
           </w:p>
         </w:tc>
@@ -1073,7 +1073,7 @@
               <w:rPr>
                 <w:sz w:val="19"/>
               </w:rPr>
-              <w:t>Outlined</w:t>
+              <w:t>Drafted (photos at first SN6 use)</w:t>
             </w:r>
           </w:p>
         </w:tc>
@@ -1127,7 +1127,7 @@
               <w:rPr>
                 <w:sz w:val="19"/>
               </w:rPr>
-              <w:t>B</w:t>
+              <w:t>C</w:t>
             </w:r>
           </w:p>
         </w:tc>
@@ -1207,7 +1207,7 @@
               <w:rPr>
                 <w:sz w:val="19"/>
               </w:rPr>
-              <w:t>C</w:t>
+              <w:t>D</w:t>
             </w:r>
           </w:p>
         </w:tc>
@@ -1287,7 +1287,7 @@
               <w:rPr>
                 <w:sz w:val="19"/>
               </w:rPr>
-              <w:t>C</w:t>
+              <w:t>D</w:t>
             </w:r>
           </w:p>
         </w:tc>
@@ -1367,7 +1367,7 @@
               <w:rPr>
                 <w:sz w:val="19"/>
               </w:rPr>
-              <w:t>D</w:t>
+              <w:t>E</w:t>
             </w:r>
           </w:p>
         </w:tc>
@@ -1442,7 +1442,25 @@
         <w:t>not</w:t>
       </w:r>
       <w:r>
-        <w:t xml:space="preserve"> a class word, so the class-word list is unchanged and TEST PANEL keeps its single meaning. An R&amp;D record enforces exactly like any other — it is the opposite of a retro record in that respect — and the ID never carries the distinction, so a build can be moved into the season without a relabel.</w:t>
+        <w:t xml:space="preserve"> a class word, so the class-word list is unchanged and TEST PANEL keeps its single meaning. An R&amp;D record enforces exactly like any other — it is the opposite of a retro record in that respect — and the ID never carries the distinction, so a build can be moved into the season without a relabel. 2026-08-28: every standard took an engineering pass at Simon's request, and the series gained drawn figures. CS-000 Rev C defines the normative verbs (shall/should/may) the whole series now reads by and records where figures live (</w:t>
+      </w:r>
+      <w:r>
+        <w:rPr>
+          <w:rFonts w:ascii="Courier New" w:hAnsi="Courier New"/>
+        </w:rPr>
+        <w:t>src/figures/</w:t>
+      </w:r>
+      <w:r>
+        <w:t xml:space="preserve">, SVG source, PNG rendered by </w:t>
+      </w:r>
+      <w:r>
+        <w:rPr>
+          <w:rFonts w:ascii="Courier New" w:hAnsi="Courier New"/>
+        </w:rPr>
+        <w:t>tools/render_figures.mjs</w:t>
+      </w:r>
+      <w:r>
+        <w:t>). Twelve standards carry a figure; CS-007 and CS-009 came out of outline into full procedures (their numbers were already in Rev B, only unpacked), and CS-008's §7 dropped a stale "(outline)" label. No process rule changed anywhere: the pass was structure, language and figures, which is why every history row says so.</w:t>
       </w:r>
     </w:p>
     <w:sectPr>

--- a/02 CS Standards/CS-INDEX — Composites Standards Master List.docx
+++ b/02 CS Standards/CS-INDEX — Composites Standards Master List.docx
@@ -90,7 +90,7 @@
               <w:rPr>
                 <w:sz w:val="19"/>
               </w:rPr>
-              <w:t>F</w:t>
+              <w:t>G</w:t>
             </w:r>
           </w:p>
         </w:tc>
@@ -119,7 +119,7 @@
               <w:rPr>
                 <w:sz w:val="19"/>
               </w:rPr>
-              <w:t>2026-08-28</w:t>
+              <w:t>2026-08-29</w:t>
             </w:r>
           </w:p>
         </w:tc>
@@ -407,7 +407,7 @@
               <w:rPr>
                 <w:sz w:val="19"/>
               </w:rPr>
-              <w:t>E</w:t>
+              <w:t>F</w:t>
             </w:r>
           </w:p>
         </w:tc>
@@ -487,7 +487,7 @@
               <w:rPr>
                 <w:sz w:val="19"/>
               </w:rPr>
-              <w:t>D</w:t>
+              <w:t>E</w:t>
             </w:r>
           </w:p>
         </w:tc>
@@ -1287,7 +1287,7 @@
               <w:rPr>
                 <w:sz w:val="19"/>
               </w:rPr>
-              <w:t>D</w:t>
+              <w:t>E</w:t>
             </w:r>
           </w:p>
         </w:tc>
@@ -1367,7 +1367,7 @@
               <w:rPr>
                 <w:sz w:val="19"/>
               </w:rPr>
-              <w:t>E</w:t>
+              <w:t>F</w:t>
             </w:r>
           </w:p>
         </w:tc>
@@ -1460,7 +1460,34 @@
         <w:t>tools/render_figures.mjs</w:t>
       </w:r>
       <w:r>
-        <w:t>). Twelve standards carry a figure; CS-007 and CS-009 came out of outline into full procedures (their numbers were already in Rev B, only unpacked), and CS-008's §7 dropped a stale "(outline)" label. No process rule changed anywhere: the pass was structure, language and figures, which is why every history row says so.</w:t>
+        <w:t xml:space="preserve">). Twelve standards carry a figure; CS-007 and CS-009 came out of outline into full procedures (their numbers were already in Rev B, only unpacked), and CS-008's §7 dropped a stale "(outline)" label. No process rule changed anywhere: the pass was structure, language and figures, which is why every history row says so. 2026-08-29: CS-001, CS-002 and CS-013 (plus the CS-013 figure) caught up with the app's v4.0.0 R&amp;D bench: a coupon is its own record </w:t>
+      </w:r>
+      <w:r>
+        <w:rPr>
+          <w:rFonts w:ascii="Courier New" w:hAnsi="Courier New"/>
+        </w:rPr>
+        <w:t>CPN-SNx-###</w:t>
+      </w:r>
+      <w:r>
+        <w:t xml:space="preserve"> under a study </w:t>
+      </w:r>
+      <w:r>
+        <w:rPr>
+          <w:rFonts w:ascii="Courier New" w:hAnsi="Courier New"/>
+        </w:rPr>
+        <w:t>RDS-SNx-###</w:t>
+      </w:r>
+      <w:r>
+        <w:t xml:space="preserve">, both carry QR labels, and bench coupons run without work orders while R&amp;D parts keep full enforcement; the retired </w:t>
+      </w:r>
+      <w:r>
+        <w:rPr>
+          <w:rFonts w:ascii="Courier New" w:hAnsi="Courier New"/>
+        </w:rPr>
+        <w:t>PNL-…-Cnn</w:t>
+      </w:r>
+      <w:r>
+        <w:t xml:space="preserve"> spelling survives only on frozen SN5-era records. CS-012 dropped its "Why not more" printer paragraph at Simon's request, so the standard no longer rules printer types in or out.</w:t>
       </w:r>
     </w:p>
     <w:sectPr>

--- a/02 CS Standards/CS-INDEX — Composites Standards Master List.docx
+++ b/02 CS Standards/CS-INDEX — Composites Standards Master List.docx
@@ -1287,7 +1287,7 @@
               <w:rPr>
                 <w:sz w:val="19"/>
               </w:rPr>
-              <w:t>E</w:t>
+              <w:t>F</w:t>
             </w:r>
           </w:p>
         </w:tc>
@@ -1487,7 +1487,7 @@
         <w:t>PNL-…-Cnn</w:t>
       </w:r>
       <w:r>
-        <w:t xml:space="preserve"> spelling survives only on frozen SN5-era records. CS-012 dropped its "Why not more" printer paragraph at Simon's request, so the standard no longer rules printer types in or out.</w:t>
+        <w:t xml:space="preserve"> spelling survives only on frozen SN5-era records. CS-012 dropped its "Why not more" printer paragraph at Simon's request, so the standard no longer rules printer types in or out. Later the same day, CS-012 → Rev F: the "Model choice" paragraph left §7.8 as well, so the request names one model and argues against none.</w:t>
       </w:r>
     </w:p>
     <w:sectPr>
